--- a/paper/jkiie_submit_titlepage.docx
+++ b/paper/jkiie_submit_titlepage.docx
@@ -53,7 +53,7 @@
           <w:b w:val="0"/>
           <w:sz w:val="18"/>
         </w:rPr>
-        <w:t>† 연락저자 : 권상진 부교수, 연세대학교 산업공학과 제4공학관 D1003호, Tel : 02-2123-4020, E-mail : sjk@yonsei.ac.kr</w:t>
+        <w:t>† 연락저자 : 권상진 부교수, 연세대학교 산업공학과 제4공학관 D1003호, Tel : 02-2123-4020, Fax : [ ], E-mail : sjk@yonsei.ac.kr</w:t>
       </w:r>
     </w:p>
     <w:p>

--- a/paper/jkiie_submit_titlepage.docx
+++ b/paper/jkiie_submit_titlepage.docx
@@ -12,7 +12,7 @@
           <w:b/>
           <w:sz w:val="28"/>
         </w:rPr>
-        <w:t>도착 시각(release time)과 soft due date를 갖는 컴파운드 트럭 크로스도킹 스케줄링:</w:t>
+        <w:t>도착 시각(release time)과 soft due date를 갖는 입출고 병행 트럭 크로스도킹 스케줄링:</w:t>
         <w:br/>
         <w:t>정확해 검증을 동반한 병목 유도 반복 지역탐색</w:t>
       </w:r>
